--- a/MergeResult_2026_09_30_04_34_38.docx
+++ b/MergeResult_2026_09_30_04_34_38.docx
@@ -7,16 +7,26 @@
         <w:spacing w:after="280" w:line="276" w:lineRule="auto"/>
         <w:jc w:val="center"/>
         <w:rPr>
-          <w:szCs w:val="22"/>
-        </w:rPr>
-      </w:pPr>
-      <w:r>
-        <w:rPr>
-          <w:b/>
-          <w:sz w:val="36"/>
-          <w:szCs w:val="22"/>
-        </w:rPr>
-        <w:t>PROJECT TITLE IN CAPITAL LETTERS</w:t>
+          <w:b/>
+          <w:bCs/>
+          <w:sz w:val="32"/>
+          <w:szCs w:val="32"/>
+        </w:rPr>
+      </w:pPr>
+      <w:r>
+        <w:rPr>
+          <w:szCs w:val="22"/>
+        </w:rPr>
+        <w:tab/>
+      </w:r>
+      <w:r>
+        <w:rPr>
+          <w:b/>
+          <w:bCs/>
+          <w:sz w:val="32"/>
+          <w:szCs w:val="32"/>
+        </w:rPr>
+        <w:t>SOFTWARE MANAGEMENT SYSTEM</w:t>
       </w:r>
     </w:p>
     <w:p>
